--- a/Resume/Muhammad Ahmad Resume.docx
+++ b/Resume/Muhammad Ahmad Resume.docx
@@ -182,7 +182,13 @@
         <w:spacing w:before="200" w:after="60"/>
       </w:pPr>
       <w:r>
-        <w:t>Unity Game Developer specializing in 3D simulation and action games for Android. Ships production titles in C#, using AI agents to accelerate prototyping, gameplay implementation, debugging, and iteration from first playable to release. Experienced across the full Unity pipeline in designing, coding, debugging, and shipping 3D games faster with AI-assisted workflows. Can take a game from scratch to a playable, production-ready build, including gameplay, systems, AI-driven NPCs, and polish. Comfortable owning end-to-end development for Android. Open to on-site roles in Bahawalpur and Lahore, as well as remote work.</w:t>
+        <w:t xml:space="preserve">Unity Game Developer specializing in 3D simulation and action games for Android. Ships production titles in C#, using AI agents to accelerate prototyping, gameplay implementation, debugging, and iteration from first playable to release. Experienced across the full Unity pipeline in designing, coding, debugging, and shipping 3D games faster with AI-assisted workflows. Can take a game from scratch to a playable, production-ready build, including gameplay, systems, AI-driven NPCs, and polish. Comfortable owning end-to-end development for Android. Open to on-site roles in Bahawalpur and </w:t>
+      </w:r>
+      <w:r>
+        <w:t>Multan</w:t>
+      </w:r>
+      <w:r>
+        <w:t>, as well as remote work.</w:t>
       </w:r>
     </w:p>
     <w:p>
@@ -246,13 +252,8 @@
         <w:t xml:space="preserve">Gameplay Systems: </w:t>
       </w:r>
       <w:r>
-        <w:t xml:space="preserve">Custom vehicle physics, NPC pick-up and drop-off, pedestrian crowds, traffic systems, mission loops, Unity Timeline, </w:t>
-      </w:r>
-      <w:proofErr w:type="spellStart"/>
-      <w:r>
-        <w:t>Cinemachine</w:t>
-      </w:r>
-      <w:proofErr w:type="spellEnd"/>
+        <w:t>Custom vehicle physics, NPC pick-up and drop-off, pedestrian crowds, traffic systems, mission loops, Unity Timeline, Cinemachine</w:t>
+      </w:r>
     </w:p>
     <w:p>
       <w:pPr>
@@ -265,13 +266,8 @@
         </w:rPr>
         <w:t xml:space="preserve">Monetization: </w:t>
       </w:r>
-      <w:proofErr w:type="spellStart"/>
-      <w:r>
-        <w:t>AppLovin</w:t>
-      </w:r>
-      <w:proofErr w:type="spellEnd"/>
-      <w:r>
-        <w:t xml:space="preserve"> MAX, Google AdMob, Unity Ads (rewarded, interstitial, banner)</w:t>
+      <w:r>
+        <w:t>AppLovin MAX, Google AdMob, Unity Ads (rewarded, interstitial, banner)</w:t>
       </w:r>
     </w:p>
     <w:p>
@@ -285,11 +281,9 @@
         </w:rPr>
         <w:t xml:space="preserve">Analytics and Live Ops: </w:t>
       </w:r>
-      <w:proofErr w:type="spellStart"/>
       <w:r>
         <w:t>SolarEngine</w:t>
       </w:r>
-      <w:proofErr w:type="spellEnd"/>
       <w:r>
         <w:t>, Firebase Analytics, Firebase Remote Config, Crashlytics, Google Analytics</w:t>
       </w:r>
@@ -305,13 +299,8 @@
         </w:rPr>
         <w:t xml:space="preserve">Architecture and Tools: </w:t>
       </w:r>
-      <w:proofErr w:type="spellStart"/>
-      <w:r>
-        <w:t>ScriptableObjects</w:t>
-      </w:r>
-      <w:proofErr w:type="spellEnd"/>
-      <w:r>
-        <w:t>, Git / GitHub, performance profiling (draw calls, memory, 60 FPS targets)</w:t>
+      <w:r>
+        <w:t>ScriptableObjects, Git / GitHub, performance profiling (draw calls, memory, 60 FPS targets)</w:t>
       </w:r>
     </w:p>
     <w:p>
@@ -399,7 +388,23 @@
                 <w:sz w:val="21"/>
                 <w:szCs w:val="21"/>
               </w:rPr>
-              <w:t xml:space="preserve"> Technology, Lahore </w:t>
+              <w:t xml:space="preserve"> Technology, </w:t>
+            </w:r>
+            <w:r>
+              <w:rPr>
+                <w:color w:val="444444"/>
+                <w:sz w:val="21"/>
+                <w:szCs w:val="21"/>
+              </w:rPr>
+              <w:t>Multan</w:t>
+            </w:r>
+            <w:r>
+              <w:rPr>
+                <w:color w:val="444444"/>
+                <w:sz w:val="21"/>
+                <w:szCs w:val="21"/>
+              </w:rPr>
+              <w:t xml:space="preserve"> </w:t>
             </w:r>
           </w:p>
         </w:tc>
@@ -449,15 +454,7 @@
         <w:ind w:left="288" w:hanging="144"/>
       </w:pPr>
       <w:r>
-        <w:t xml:space="preserve">- Integrated </w:t>
-      </w:r>
-      <w:proofErr w:type="spellStart"/>
-      <w:r>
-        <w:t>AppLovin</w:t>
-      </w:r>
-      <w:proofErr w:type="spellEnd"/>
-      <w:r>
-        <w:t xml:space="preserve"> MAX and Google AdMob (rewarded, interstitial, banner) to support in-game monetization.</w:t>
+        <w:t>- Integrated AppLovin MAX and Google AdMob (rewarded, interstitial, banner) to support in-game monetization.</w:t>
       </w:r>
     </w:p>
     <w:p>
@@ -466,15 +463,7 @@
         <w:ind w:left="288" w:hanging="144"/>
       </w:pPr>
       <w:r>
-        <w:t xml:space="preserve">- Connected </w:t>
-      </w:r>
-      <w:proofErr w:type="spellStart"/>
-      <w:r>
-        <w:t>SolarEngine</w:t>
-      </w:r>
-      <w:proofErr w:type="spellEnd"/>
-      <w:r>
-        <w:t xml:space="preserve"> and Firebase Analytics for session tracking, user behavior, and retention funnels.</w:t>
+        <w:t>- Connected SolarEngine and Firebase Analytics for session tracking, user behavior, and retention funnels.</w:t>
       </w:r>
     </w:p>
     <w:p>
@@ -602,15 +591,7 @@
         <w:ind w:left="288" w:hanging="144"/>
       </w:pPr>
       <w:r>
-        <w:t xml:space="preserve">- Directed cinematic intros and gameplay transitions with Unity Timeline and </w:t>
-      </w:r>
-      <w:proofErr w:type="spellStart"/>
-      <w:r>
-        <w:t>Cinemachine</w:t>
-      </w:r>
-      <w:proofErr w:type="spellEnd"/>
-      <w:r>
-        <w:t>.</w:t>
+        <w:t>- Directed cinematic intros and gameplay transitions with Unity Timeline and Cinemachine.</w:t>
       </w:r>
     </w:p>
     <w:p>
@@ -720,15 +701,7 @@
         <w:ind w:left="288" w:hanging="144"/>
       </w:pPr>
       <w:r>
-        <w:t xml:space="preserve">- Developed core 3D gameplay for </w:t>
-      </w:r>
-      <w:proofErr w:type="spellStart"/>
-      <w:r>
-        <w:t>Roadbound</w:t>
-      </w:r>
-      <w:proofErr w:type="spellEnd"/>
-      <w:r>
-        <w:t>, an open-world transport and career simulation for Steam (coming soon).</w:t>
+        <w:t>- Developed core 3D gameplay for Roadbound, an open-world transport and career simulation for Steam (coming soon).</w:t>
       </w:r>
     </w:p>
     <w:p>
@@ -901,7 +874,6 @@
         <w:keepNext/>
         <w:spacing w:before="80"/>
       </w:pPr>
-      <w:proofErr w:type="spellStart"/>
       <w:r>
         <w:rPr>
           <w:b/>
@@ -909,7 +881,6 @@
         </w:rPr>
         <w:t>Roadbound</w:t>
       </w:r>
-      <w:proofErr w:type="spellEnd"/>
       <w:r>
         <w:rPr>
           <w:color w:val="888888"/>
@@ -1164,7 +1135,6 @@
         <w:t xml:space="preserve">  |  </w:t>
       </w:r>
       <w:hyperlink r:id="rId13">
-        <w:proofErr w:type="spellStart"/>
         <w:r>
           <w:rPr>
             <w:color w:val="1B4F72"/>
@@ -1172,17 +1142,7 @@
             <w:szCs w:val="19"/>
             <w:u w:val="single"/>
           </w:rPr>
-          <w:t>Obby</w:t>
-        </w:r>
-        <w:proofErr w:type="spellEnd"/>
-        <w:r>
-          <w:rPr>
-            <w:color w:val="1B4F72"/>
-            <w:sz w:val="19"/>
-            <w:szCs w:val="19"/>
-            <w:u w:val="single"/>
-          </w:rPr>
-          <w:t xml:space="preserve"> Speed Keyboard Run</w:t>
+          <w:t>Obby Speed Keyboard Run</w:t>
         </w:r>
       </w:hyperlink>
       <w:r>
@@ -1485,7 +1445,15 @@
                 <w:sz w:val="21"/>
                 <w:szCs w:val="21"/>
               </w:rPr>
-              <w:t xml:space="preserve"> Board of Technical Education (PBTE), Lahore</w:t>
+              <w:t xml:space="preserve"> Board of Technical Education (PBTE), </w:t>
+            </w:r>
+            <w:r>
+              <w:rPr>
+                <w:color w:val="444444"/>
+                <w:sz w:val="21"/>
+                <w:szCs w:val="21"/>
+              </w:rPr>
+              <w:t>Multan</w:t>
             </w:r>
           </w:p>
         </w:tc>
@@ -1633,21 +1601,7 @@
           <w:i/>
           <w:color w:val="555555"/>
         </w:rPr>
-        <w:t xml:space="preserve">      </w:t>
-      </w:r>
-      <w:r>
-        <w:rPr>
-          <w:i/>
-          <w:color w:val="555555"/>
-        </w:rPr>
-        <w:t>20</w:t>
-      </w:r>
-      <w:r>
-        <w:rPr>
-          <w:i/>
-          <w:color w:val="555555"/>
-        </w:rPr>
-        <w:t>17</w:t>
+        <w:t xml:space="preserve">      2017</w:t>
       </w:r>
     </w:p>
     <w:p>
@@ -2064,6 +2018,7 @@
   <w:style w:type="character" w:default="1" w:styleId="DefaultParagraphFont">
     <w:name w:val="Default Paragraph Font"/>
     <w:uiPriority w:val="1"/>
+    <w:semiHidden/>
     <w:unhideWhenUsed/>
   </w:style>
   <w:style w:type="table" w:default="1" w:styleId="TableNormal">
